--- a/public/files/vasp-act-legislative-notes/VASP立法手記_葛如鈞_中文版.docx
+++ b/public/files/vasp-act-legislative-notes/VASP立法手記_葛如鈞_中文版.docx
@@ -2,7 +2,7 @@
 <file path=word/document.xml><?xml version="1.0" encoding="utf-8"?>
 <w:document xmlns:w="http://schemas.openxmlformats.org/wordprocessingml/2006/main" xmlns:m="http://schemas.openxmlformats.org/officeDocument/2006/math" xmlns:r="http://schemas.openxmlformats.org/officeDocument/2006/relationships" xmlns:o="urn:schemas-microsoft-com:office:office" xmlns:v="urn:schemas-microsoft-com:vml" xmlns:w10="urn:schemas-microsoft-com:office:word" xmlns:a="http://schemas.openxmlformats.org/drawingml/2006/main" xmlns:pic="http://schemas.openxmlformats.org/drawingml/2006/picture" xmlns:wp="http://schemas.openxmlformats.org/drawingml/2006/wordprocessingDrawing">
   <w:body>
-    <w:bookmarkStart w:id="89" w:name="虛擬資產服務法立法手記22-個堅持與一場法制革命"/>
+    <w:bookmarkStart w:id="90" w:name="虛擬資產服務法立法手記22-個堅持與一場法制革命"/>
     <w:p>
       <w:pPr>
         <w:pStyle w:val="Heading1"/>
@@ -124,44 +124,6 @@
           <w:iCs/>
         </w:rPr>
         <w:t xml:space="preserve">專法的每個關鍵時刻。本文是我給未來十年的台灣留下的第一手親歷紀錄。</w:t>
-      </w:r>
-    </w:p>
-    <w:p>
-      <w:pPr>
-        <w:pStyle w:val="BlockText"/>
-      </w:pPr>
-      <w:r>
-        <w:rPr>
-          <w:rFonts w:hint="eastAsia"/>
-        </w:rPr>
-        <w:t xml:space="preserve">「國會要先進、AI</w:t>
-      </w:r>
-      <w:r>
-        <w:t xml:space="preserve"> </w:t>
-      </w:r>
-      <w:r>
-        <w:rPr>
-          <w:rFonts w:hint="eastAsia"/>
-        </w:rPr>
-        <w:t xml:space="preserve">要落地。我們該要有更先進的法規思維，擁抱虛擬科技，徜徉虛擬世界，利用虛擬智慧，打擊虛擬犯罪，幫助台灣，連結國際，走向世界。」</w:t>
-      </w:r>
-      <w:r>
-        <w:t xml:space="preserve"> </w:t>
-      </w:r>
-      <w:r>
-        <w:rPr>
-          <w:rFonts w:hint="eastAsia"/>
-        </w:rPr>
-        <w:t xml:space="preserve">——這是我</w:t>
-      </w:r>
-      <w:r>
-        <w:t xml:space="preserve"> 2024 </w:t>
-      </w:r>
-      <w:r>
-        <w:rPr>
-          <w:rFonts w:hint="eastAsia"/>
-        </w:rPr>
-        <w:t xml:space="preserve">年就任時的政治承諾。我希望這部《虛擬資產服務法》算是兌現了一部分。</w:t>
       </w:r>
     </w:p>
     <w:p>
@@ -171,7 +133,7 @@
         </w:pict>
       </w:r>
     </w:p>
-    <w:bookmarkStart w:id="9" w:name="前言6-月-3-日那一天"/>
+    <w:bookmarkStart w:id="9" w:name="一個好消息與幾個謝意"/>
     <w:p>
       <w:pPr>
         <w:pStyle w:val="Heading2"/>
@@ -180,7 +142,100 @@
         <w:rPr>
           <w:rFonts w:hint="eastAsia"/>
         </w:rPr>
-        <w:t xml:space="preserve">前言：6</w:t>
+        <w:t xml:space="preserve">一個好消息與幾個謝意</w:t>
+      </w:r>
+    </w:p>
+    <w:p>
+      <w:pPr>
+        <w:pStyle w:val="FirstParagraph"/>
+      </w:pPr>
+      <w:r>
+        <w:rPr>
+          <w:b/>
+          <w:bCs/>
+        </w:rPr>
+        <w:t xml:space="preserve">VASP </w:t>
+      </w:r>
+      <w:r>
+        <w:rPr>
+          <w:rFonts w:hint="eastAsia"/>
+          <w:b/>
+          <w:bCs/>
+        </w:rPr>
+        <w:t xml:space="preserve">專法出委員會了！不用協商，本會期有望三讀通過✅</w:t>
+      </w:r>
+    </w:p>
+    <w:p>
+      <w:pPr>
+        <w:pStyle w:val="BodyText"/>
+      </w:pPr>
+      <w:r>
+        <w:rPr>
+          <w:rFonts w:hint="eastAsia"/>
+        </w:rPr>
+        <w:t xml:space="preserve">在我寫下這份手記之前，請允許我先說一些謝謝。這部法能在</w:t>
+      </w:r>
+      <w:r>
+        <w:t xml:space="preserve"> 6 </w:t>
+      </w:r>
+      <w:r>
+        <w:rPr>
+          <w:rFonts w:hint="eastAsia"/>
+        </w:rPr>
+        <w:t xml:space="preserve">月</w:t>
+      </w:r>
+      <w:r>
+        <w:t xml:space="preserve"> 3 </w:t>
+      </w:r>
+      <w:r>
+        <w:rPr>
+          <w:rFonts w:hint="eastAsia"/>
+        </w:rPr>
+        <w:t xml:space="preserve">日順利出委（員會）、逆條都取得共識、未來並不需另行朝野協商，背後是多人多年的扶持：</w:t>
+      </w:r>
+    </w:p>
+    <w:p>
+      <w:pPr>
+        <w:pStyle w:val="BodyText"/>
+      </w:pPr>
+      <w:r>
+        <w:rPr>
+          <w:rFonts w:hint="eastAsia"/>
+        </w:rPr>
+        <w:t xml:space="preserve">感謝立法院、財政委員會召委李彥秀委員，行政院、金管會、金管會主委彭金隆、中央銀行等機關，以及所有跨黨派財政委員先進前輩，尤其超資深又給力的賴士葟委員支持⬆️</w:t>
+      </w:r>
+    </w:p>
+    <w:p>
+      <w:pPr>
+        <w:pStyle w:val="BodyText"/>
+      </w:pPr>
+      <w:r>
+        <w:rPr>
+          <w:rFonts w:hint="eastAsia"/>
+        </w:rPr>
+        <w:t xml:space="preserve">**中華民國第一部《虛擬資產服務法》順利出委（員會）而且無需協商，逆條皆取得共識！**期許臺灣在虛擬資產服務業，後發先至——不只成為亞太金融中心，還成為世界數位金融中心。</w:t>
+      </w:r>
+    </w:p>
+    <w:p>
+      <w:pPr>
+        <w:pStyle w:val="BodyText"/>
+      </w:pPr>
+      <w:r>
+        <w:rPr>
+          <w:rFonts w:hint="eastAsia"/>
+        </w:rPr>
+        <w:t xml:space="preserve">以下是這一路走來，我個人的思考、堅持、妥協與反思。</w:t>
+      </w:r>
+    </w:p>
+    <w:p>
+      <w:pPr>
+        <w:pStyle w:val="BlockText"/>
+      </w:pPr>
+      <w:r>
+        <w:rPr>
+          <w:rFonts w:hint="eastAsia"/>
+        </w:rPr>
+        <w:t xml:space="preserve">「國會要先進、AI</w:t>
       </w:r>
       <w:r>
         <w:t xml:space="preserve"> </w:t>
@@ -189,58 +244,7 @@
         <w:rPr>
           <w:rFonts w:hint="eastAsia"/>
         </w:rPr>
-        <w:t xml:space="preserve">月</w:t>
-      </w:r>
-      <w:r>
-        <w:t xml:space="preserve"> 3 </w:t>
-      </w:r>
-      <w:r>
-        <w:rPr>
-          <w:rFonts w:hint="eastAsia"/>
-        </w:rPr>
-        <w:t xml:space="preserve">日那一天</w:t>
-      </w:r>
-    </w:p>
-    <w:p>
-      <w:pPr>
-        <w:pStyle w:val="FirstParagraph"/>
-      </w:pPr>
-      <w:r>
-        <w:rPr>
-          <w:rFonts w:hint="eastAsia"/>
-        </w:rPr>
-        <w:t xml:space="preserve">那天上午十點多，立法院財政委員會會議室裡，我看著議事人員把厚厚的條文逐條唸出來，看著主席敲下審查通過的鎚音，心裡很複雜。</w:t>
-      </w:r>
-    </w:p>
-    <w:p>
-      <w:pPr>
-        <w:pStyle w:val="BodyText"/>
-      </w:pPr>
-      <w:r>
-        <w:rPr>
-          <w:rFonts w:hint="eastAsia"/>
-        </w:rPr>
-        <w:t xml:space="preserve">那不是「贏了一場仗」的開心，比較像是一段長跑終於跨過一個中繼點——你知道前面還有二讀、三讀、子法、第一張</w:t>
-      </w:r>
-      <w:r>
-        <w:t xml:space="preserve"> VASP </w:t>
-      </w:r>
-      <w:r>
-        <w:rPr>
-          <w:rFonts w:hint="eastAsia"/>
-        </w:rPr>
-        <w:t xml:space="preserve">許可證、第一場執法行動、第一個被害人求償案件，每一個都會是另一場挑戰。但你也知道，這個中繼點不能再退回了。</w:t>
-      </w:r>
-    </w:p>
-    <w:p>
-      <w:pPr>
-        <w:pStyle w:val="BodyText"/>
-      </w:pPr>
-      <w:r>
-        <w:rPr>
-          <w:rFonts w:hint="eastAsia"/>
-        </w:rPr>
-        <w:t xml:space="preserve">過去八年，我從學界跑到電通、從電通跑到國會，從寫程式的人變成寫提案的人，看著台灣的虛擬資產產業從草根時代、AML</w:t>
+        <w:t xml:space="preserve">要落地。我們該要有更先進的法規思維，擁抱虛擬科技，徜徉虛擬世界，利用虛擬智慧，打擊虛擬犯罪，幫助台灣，連結國際，走向世界。」</w:t>
       </w:r>
       <w:r>
         <w:t xml:space="preserve"> </w:t>
@@ -249,60 +253,16 @@
         <w:rPr>
           <w:rFonts w:hint="eastAsia"/>
         </w:rPr>
-        <w:t xml:space="preserve">登記時代、走到今天有自己專法的時代。今天通過審查的這</w:t>
-      </w:r>
-      <w:r>
-        <w:t xml:space="preserve"> 56 </w:t>
-      </w:r>
-      <w:r>
-        <w:rPr>
-          <w:rFonts w:hint="eastAsia"/>
-        </w:rPr>
-        <w:t xml:space="preserve">條條文，未來會決定多少業者能不能在這座島上活下來、多少投資人在被詐騙之後能不能拿回他們真正失去的東西、多少穩定幣能不能在台灣合法流通、多少新技術會不會被法規誤殺。</w:t>
-      </w:r>
-    </w:p>
-    <w:p>
-      <w:pPr>
-        <w:pStyle w:val="BodyText"/>
-      </w:pPr>
-      <w:r>
-        <w:rPr>
-          <w:rFonts w:hint="eastAsia"/>
-        </w:rPr>
-        <w:t xml:space="preserve">我心裡最清楚一件事：</w:t>
-      </w:r>
-      <w:r>
-        <w:rPr>
-          <w:rFonts w:hint="eastAsia"/>
-          <w:b/>
-          <w:bCs/>
-        </w:rPr>
-        <w:t xml:space="preserve">這部法是寫給活人的，不是寫給條文的</w:t>
-      </w:r>
-      <w:r>
-        <w:t xml:space="preserve">。</w:t>
-      </w:r>
-    </w:p>
-    <w:p>
-      <w:pPr>
-        <w:pStyle w:val="BodyText"/>
-      </w:pPr>
-      <w:r>
-        <w:rPr>
-          <w:rFonts w:hint="eastAsia"/>
-        </w:rPr>
-        <w:t xml:space="preserve">所以這篇手記，我想把我在這部法上的「思維」與「實質貢獻」誠實寫下來。哪些是我堅持下來、條文真的改了；哪些是我退讓妥協、用附帶決議或立法說明留下精神；哪些是我沒守住、得寫進日後檢討清單裡。我不想用政治宣傳稿的口吻寫這件事——這部法太重要，不能用空話包裝。</w:t>
-      </w:r>
-    </w:p>
-    <w:p>
-      <w:pPr>
-        <w:pStyle w:val="BodyText"/>
-      </w:pPr>
-      <w:r>
-        <w:rPr>
-          <w:rFonts w:hint="eastAsia"/>
-        </w:rPr>
-        <w:t xml:space="preserve">文章很長，因為這部法的每一條都值得認真說。如果你只想看結論，可以直接跳到文末的影響評級表；如果你願意陪我把整段歷程走一次，那就從第一章開始。</w:t>
+        <w:t xml:space="preserve">——這是我</w:t>
+      </w:r>
+      <w:r>
+        <w:t xml:space="preserve"> 2024 </w:t>
+      </w:r>
+      <w:r>
+        <w:rPr>
+          <w:rFonts w:hint="eastAsia"/>
+        </w:rPr>
+        <w:t xml:space="preserve">年就任時的政治承諾。我希望這部《虛擬資產服務法》算是兌現了一部分。</w:t>
       </w:r>
     </w:p>
     <w:p>
@@ -313,7 +273,7 @@
       </w:r>
     </w:p>
     <w:bookmarkEnd w:id="9"/>
-    <w:bookmarkStart w:id="12" w:name="第一章為什麼台灣需要這部法"/>
+    <w:bookmarkStart w:id="10" w:name="前言6-月-3-日那一天"/>
     <w:p>
       <w:pPr>
         <w:pStyle w:val="Heading2"/>
@@ -322,10 +282,152 @@
         <w:rPr>
           <w:rFonts w:hint="eastAsia"/>
         </w:rPr>
+        <w:t xml:space="preserve">前言：6</w:t>
+      </w:r>
+      <w:r>
+        <w:t xml:space="preserve"> </w:t>
+      </w:r>
+      <w:r>
+        <w:rPr>
+          <w:rFonts w:hint="eastAsia"/>
+        </w:rPr>
+        <w:t xml:space="preserve">月</w:t>
+      </w:r>
+      <w:r>
+        <w:t xml:space="preserve"> 3 </w:t>
+      </w:r>
+      <w:r>
+        <w:rPr>
+          <w:rFonts w:hint="eastAsia"/>
+        </w:rPr>
+        <w:t xml:space="preserve">日那一天</w:t>
+      </w:r>
+    </w:p>
+    <w:p>
+      <w:pPr>
+        <w:pStyle w:val="FirstParagraph"/>
+      </w:pPr>
+      <w:r>
+        <w:rPr>
+          <w:rFonts w:hint="eastAsia"/>
+        </w:rPr>
+        <w:t xml:space="preserve">那天上午十點多，立法院財政委員會會議室裡，我看著議事人員把厚厚的條文逐條唸出來，看著主席敲下審查通過的鎚音，心裡很複雜。</w:t>
+      </w:r>
+    </w:p>
+    <w:p>
+      <w:pPr>
+        <w:pStyle w:val="BodyText"/>
+      </w:pPr>
+      <w:r>
+        <w:rPr>
+          <w:rFonts w:hint="eastAsia"/>
+        </w:rPr>
+        <w:t xml:space="preserve">那不是「贏了一場仗」的開心，比較像是一段長跑終於跨過一個中繼點——你知道前面還有二讀、三讀、子法、第一張</w:t>
+      </w:r>
+      <w:r>
+        <w:t xml:space="preserve"> VASP </w:t>
+      </w:r>
+      <w:r>
+        <w:rPr>
+          <w:rFonts w:hint="eastAsia"/>
+        </w:rPr>
+        <w:t xml:space="preserve">許可證、第一場執法行動、第一個被害人求償案件，每一個都會是另一場挑戰。但你也知道，這個中繼點不能再退回了。</w:t>
+      </w:r>
+    </w:p>
+    <w:p>
+      <w:pPr>
+        <w:pStyle w:val="BodyText"/>
+      </w:pPr>
+      <w:r>
+        <w:rPr>
+          <w:rFonts w:hint="eastAsia"/>
+        </w:rPr>
+        <w:t xml:space="preserve">過去八年，我從學界跑到電通、從電通跑到國會，從寫程式的人變成寫提案的人，看著台灣的虛擬資產產業從草根時代、AML</w:t>
+      </w:r>
+      <w:r>
+        <w:t xml:space="preserve"> </w:t>
+      </w:r>
+      <w:r>
+        <w:rPr>
+          <w:rFonts w:hint="eastAsia"/>
+        </w:rPr>
+        <w:t xml:space="preserve">登記時代、走到今天有自己專法的時代。今天通過審查的這</w:t>
+      </w:r>
+      <w:r>
+        <w:t xml:space="preserve"> 56 </w:t>
+      </w:r>
+      <w:r>
+        <w:rPr>
+          <w:rFonts w:hint="eastAsia"/>
+        </w:rPr>
+        <w:t xml:space="preserve">條條文，未來會決定多少業者能不能在這座島上活下來、多少投資人在被詐騙之後能不能拿回他們真正失去的東西、多少穩定幣能不能在台灣合法流通、多少新技術會不會被法規誤殺。</w:t>
+      </w:r>
+    </w:p>
+    <w:p>
+      <w:pPr>
+        <w:pStyle w:val="BodyText"/>
+      </w:pPr>
+      <w:r>
+        <w:rPr>
+          <w:rFonts w:hint="eastAsia"/>
+        </w:rPr>
+        <w:t xml:space="preserve">我心裡最清楚一件事：</w:t>
+      </w:r>
+      <w:r>
+        <w:rPr>
+          <w:rFonts w:hint="eastAsia"/>
+          <w:b/>
+          <w:bCs/>
+        </w:rPr>
+        <w:t xml:space="preserve">這部法所規範的每一個字，最終都要落在人身上——使用者、業者、被害人、未來的創業者。條文本身不是目的，人才是</w:t>
+      </w:r>
+      <w:r>
+        <w:t xml:space="preserve">。</w:t>
+      </w:r>
+    </w:p>
+    <w:p>
+      <w:pPr>
+        <w:pStyle w:val="BodyText"/>
+      </w:pPr>
+      <w:r>
+        <w:rPr>
+          <w:rFonts w:hint="eastAsia"/>
+        </w:rPr>
+        <w:t xml:space="preserve">所以這篇手記，我想把我在這部法上的「思維」與「實質貢獻」誠實寫下來。哪些是我堅持下來、條文真的改了；哪些是我退讓妥協、用附帶決議或立法說明留下精神；哪些是我沒守住、得寫進日後檢討清單裡。我不想用政治宣傳稿的口吻寫這件事——這部法太重要，不能用空話包裝。</w:t>
+      </w:r>
+    </w:p>
+    <w:p>
+      <w:pPr>
+        <w:pStyle w:val="BodyText"/>
+      </w:pPr>
+      <w:r>
+        <w:rPr>
+          <w:rFonts w:hint="eastAsia"/>
+        </w:rPr>
+        <w:t xml:space="preserve">文章很長，因為這部法的每一條都值得認真說。如果你只想看結論，可以直接跳到文末的影響評級表；如果你願意陪我把整段歷程走一次，那就從第一章開始。</w:t>
+      </w:r>
+    </w:p>
+    <w:p>
+      <w:r>
+        <w:pict>
+          <v:rect style="width:0;height:1.5pt" o:hralign="center" o:hrstd="t" o:hr="t"/>
+        </w:pict>
+      </w:r>
+    </w:p>
+    <w:bookmarkEnd w:id="10"/>
+    <w:bookmarkStart w:id="13" w:name="第一章為什麼台灣需要這部法"/>
+    <w:p>
+      <w:pPr>
+        <w:pStyle w:val="Heading2"/>
+      </w:pPr>
+      <w:r>
+        <w:rPr>
+          <w:rFonts w:hint="eastAsia"/>
+        </w:rPr>
         <w:t xml:space="preserve">第一章：為什麼台灣需要這部法</w:t>
       </w:r>
     </w:p>
-    <w:bookmarkStart w:id="10" w:name="國際大潮已經漲到腳邊"/>
+    <w:bookmarkStart w:id="11" w:name="國際大潮已經漲到腳邊"/>
     <w:p>
       <w:pPr>
         <w:pStyle w:val="Heading3"/>
@@ -996,8 +1098,8 @@
         <w:t xml:space="preserve">」。</w:t>
       </w:r>
     </w:p>
-    <w:bookmarkEnd w:id="10"/>
-    <w:bookmarkStart w:id="11" w:name="我為什麼-3-月-20-日提案"/>
+    <w:bookmarkEnd w:id="11"/>
+    <w:bookmarkStart w:id="12" w:name="我為什麼-3-月-20-日提案"/>
     <w:p>
       <w:pPr>
         <w:pStyle w:val="Heading3"/>
@@ -2401,9 +2503,9 @@
         </w:pict>
       </w:r>
     </w:p>
-    <w:bookmarkEnd w:id="11"/>
     <w:bookmarkEnd w:id="12"/>
-    <w:bookmarkStart w:id="45" w:name="第二章六場關鍵戰役"/>
+    <w:bookmarkEnd w:id="13"/>
+    <w:bookmarkStart w:id="46" w:name="第二章六場關鍵戰役"/>
     <w:p>
       <w:pPr>
         <w:pStyle w:val="Heading2"/>
@@ -2426,7 +2528,7 @@
         <w:t xml:space="preserve">我把這次審查中政策意義最大、戰役過程最有故事的六條挑出來，給你看現場到底發生了什麼。</w:t>
       </w:r>
     </w:p>
-    <w:bookmarkStart w:id="18" w:name="戰役一第-25-條--從同意制改成核備制"/>
+    <w:bookmarkStart w:id="19" w:name="戰役一第-25-條--從同意制改成核備制"/>
     <w:p>
       <w:pPr>
         <w:pStyle w:val="Heading3"/>
@@ -2476,7 +2578,7 @@
         <w:t xml:space="preserve">條。</w:t>
       </w:r>
     </w:p>
-    <w:bookmarkStart w:id="13" w:name="院版怎麼寫的"/>
+    <w:bookmarkStart w:id="14" w:name="院版怎麼寫的"/>
     <w:p>
       <w:pPr>
         <w:pStyle w:val="Heading4"/>
@@ -2564,8 +2666,8 @@
         <w:t xml:space="preserve">。</w:t>
       </w:r>
     </w:p>
-    <w:bookmarkEnd w:id="13"/>
-    <w:bookmarkStart w:id="14" w:name="我為什麼要拚這條"/>
+    <w:bookmarkEnd w:id="14"/>
+    <w:bookmarkStart w:id="15" w:name="我為什麼要拚這條"/>
     <w:p>
       <w:pPr>
         <w:pStyle w:val="Heading4"/>
@@ -3053,8 +3155,8 @@
         <w:t xml:space="preserve">「這些國家都沒有這種『還需主管機關同意才能上架』的規範，金管會實在不需要特立獨行。」</w:t>
       </w:r>
     </w:p>
-    <w:bookmarkEnd w:id="14"/>
-    <w:bookmarkStart w:id="15" w:name="現場的攻防"/>
+    <w:bookmarkEnd w:id="15"/>
+    <w:bookmarkStart w:id="16" w:name="現場的攻防"/>
     <w:p>
       <w:pPr>
         <w:pStyle w:val="Heading4"/>
@@ -3295,8 +3397,8 @@
         <w:t xml:space="preserve">。主管機關保留隨時監督、依法處分的權限，差別只是「審查負擔從事前移到事後」。</w:t>
       </w:r>
     </w:p>
-    <w:bookmarkEnd w:id="15"/>
-    <w:bookmarkStart w:id="16" w:name="結果"/>
+    <w:bookmarkEnd w:id="16"/>
+    <w:bookmarkStart w:id="17" w:name="結果"/>
     <w:p>
       <w:pPr>
         <w:pStyle w:val="Heading4"/>
@@ -3420,8 +3522,8 @@
         <w:t xml:space="preserve">這樣就把「沒有期限會卡住產業」的風險也補上了。</w:t>
       </w:r>
     </w:p>
-    <w:bookmarkEnd w:id="16"/>
-    <w:bookmarkStart w:id="17" w:name="為什麼這場仗的影響深遠"/>
+    <w:bookmarkEnd w:id="17"/>
+    <w:bookmarkStart w:id="18" w:name="為什麼這場仗的影響深遠"/>
     <w:p>
       <w:pPr>
         <w:pStyle w:val="Heading4"/>
@@ -3542,9 +3644,9 @@
         </w:pict>
       </w:r>
     </w:p>
-    <w:bookmarkEnd w:id="17"/>
     <w:bookmarkEnd w:id="18"/>
-    <w:bookmarkStart w:id="23" w:name="戰役二第-20-條--暫停交易的-20-天期限"/>
+    <w:bookmarkEnd w:id="19"/>
+    <w:bookmarkStart w:id="24" w:name="戰役二第-20-條--暫停交易的-20-天期限"/>
     <w:p>
       <w:pPr>
         <w:pStyle w:val="Heading3"/>
@@ -3608,7 +3710,7 @@
         <w:t xml:space="preserve">。但我想老實寫，因為這條牽涉到我最在意的價值——人民財產權的程序保障。</w:t>
       </w:r>
     </w:p>
-    <w:bookmarkStart w:id="19" w:name="為什麼需要這條"/>
+    <w:bookmarkStart w:id="20" w:name="為什麼需要這條"/>
     <w:p>
       <w:pPr>
         <w:pStyle w:val="Heading4"/>
@@ -3749,8 +3851,8 @@
         <w:t xml:space="preserve">虛擬資產服務商如果沒有期限規範，就會是「銀行警示帳戶」的數位翻版。</w:t>
       </w:r>
     </w:p>
-    <w:bookmarkEnd w:id="19"/>
-    <w:bookmarkStart w:id="20" w:name="我提案的文字"/>
+    <w:bookmarkEnd w:id="20"/>
+    <w:bookmarkStart w:id="21" w:name="我提案的文字"/>
     <w:p>
       <w:pPr>
         <w:pStyle w:val="Heading4"/>
@@ -3954,8 +4056,8 @@
         <w:t xml:space="preserve">「打詐當然重要，但無辜民眾的正常生活，同樣也很重要。」</w:t>
       </w:r>
     </w:p>
-    <w:bookmarkEnd w:id="20"/>
-    <w:bookmarkStart w:id="21" w:name="現場攻防與結果"/>
+    <w:bookmarkEnd w:id="21"/>
+    <w:bookmarkStart w:id="22" w:name="現場攻防與結果"/>
     <w:p>
       <w:pPr>
         <w:pStyle w:val="Heading4"/>
@@ -4098,8 +4200,8 @@
         <w:t xml:space="preserve">。</w:t>
       </w:r>
     </w:p>
-    <w:bookmarkEnd w:id="21"/>
-    <w:bookmarkStart w:id="22" w:name="我的反省"/>
+    <w:bookmarkEnd w:id="22"/>
+    <w:bookmarkStart w:id="23" w:name="我的反省"/>
     <w:p>
       <w:pPr>
         <w:pStyle w:val="Heading4"/>
@@ -4270,9 +4372,9 @@
         </w:pict>
       </w:r>
     </w:p>
-    <w:bookmarkEnd w:id="22"/>
     <w:bookmarkEnd w:id="23"/>
-    <w:bookmarkStart w:id="28" w:name="戰役三第-47-條--用虛擬資產發還被害人"/>
+    <w:bookmarkEnd w:id="24"/>
+    <w:bookmarkStart w:id="29" w:name="戰役三第-47-條--用虛擬資產發還被害人"/>
     <w:p>
       <w:pPr>
         <w:pStyle w:val="Heading3"/>
@@ -4342,7 +4444,7 @@
         <w:t xml:space="preserve">。</w:t>
       </w:r>
     </w:p>
-    <w:bookmarkStart w:id="24" w:name="問題的核心"/>
+    <w:bookmarkStart w:id="25" w:name="問題的核心"/>
     <w:p>
       <w:pPr>
         <w:pStyle w:val="Heading4"/>
@@ -4750,8 +4852,8 @@
         <w:t xml:space="preserve">檢察官該不該替市場價格背書？</w:t>
       </w:r>
     </w:p>
-    <w:bookmarkEnd w:id="24"/>
-    <w:bookmarkStart w:id="25" w:name="我的提案"/>
+    <w:bookmarkEnd w:id="25"/>
+    <w:bookmarkStart w:id="26" w:name="我的提案"/>
     <w:p>
       <w:pPr>
         <w:pStyle w:val="Heading4"/>
@@ -4825,8 +4927,8 @@
         <w:t xml:space="preserve">並且預先準備了完整的辯論策略，因為我知道金管會與法務部會反駁。</w:t>
       </w:r>
     </w:p>
-    <w:bookmarkEnd w:id="25"/>
-    <w:bookmarkStart w:id="26" w:name="法務部可能的攻防與我的回應"/>
+    <w:bookmarkEnd w:id="26"/>
+    <w:bookmarkStart w:id="27" w:name="法務部可能的攻防與我的回應"/>
     <w:p>
       <w:pPr>
         <w:pStyle w:val="Heading4"/>
@@ -5286,8 +5388,8 @@
         <w:t xml:space="preserve">例外」的設計，符合比例原則：原則尊重原物返還，例外才允許變價，且須有正當程序。</w:t>
       </w:r>
     </w:p>
-    <w:bookmarkEnd w:id="26"/>
-    <w:bookmarkStart w:id="27" w:name="結果-1"/>
+    <w:bookmarkEnd w:id="27"/>
+    <w:bookmarkStart w:id="28" w:name="結果-1"/>
     <w:p>
       <w:pPr>
         <w:pStyle w:val="Heading4"/>
@@ -5518,9 +5620,9 @@
         </w:pict>
       </w:r>
     </w:p>
-    <w:bookmarkEnd w:id="27"/>
     <w:bookmarkEnd w:id="28"/>
-    <w:bookmarkStart w:id="34" w:name="戰役四第-7835-條--除主管機關另有規定者外三連發"/>
+    <w:bookmarkEnd w:id="29"/>
+    <w:bookmarkStart w:id="35" w:name="戰役四第-7835-條--除主管機關另有規定者外三連發"/>
     <w:p>
       <w:pPr>
         <w:pStyle w:val="Heading3"/>
@@ -5572,7 +5674,7 @@
         <w:t xml:space="preserve">。</w:t>
       </w:r>
     </w:p>
-    <w:bookmarkStart w:id="29" w:name="為什麼需要它"/>
+    <w:bookmarkStart w:id="30" w:name="為什麼需要它"/>
     <w:p>
       <w:pPr>
         <w:pStyle w:val="Heading4"/>
@@ -5810,8 +5912,8 @@
         <w:t xml:space="preserve">。</w:t>
       </w:r>
     </w:p>
-    <w:bookmarkEnd w:id="29"/>
-    <w:bookmarkStart w:id="30" w:name="我的設計"/>
+    <w:bookmarkEnd w:id="30"/>
+    <w:bookmarkStart w:id="31" w:name="我的設計"/>
     <w:p>
       <w:pPr>
         <w:pStyle w:val="Heading4"/>
@@ -6057,8 +6159,8 @@
         <w:t xml:space="preserve">——不是強迫金管會放水，而是給金管會一個出口，讓他們可以在子法層次做精細的分類治理。</w:t>
       </w:r>
     </w:p>
-    <w:bookmarkEnd w:id="30"/>
-    <w:bookmarkStart w:id="31" w:name="現場攻防"/>
+    <w:bookmarkEnd w:id="31"/>
+    <w:bookmarkStart w:id="32" w:name="現場攻防"/>
     <w:p>
       <w:pPr>
         <w:pStyle w:val="Heading4"/>
@@ -6167,8 +6269,8 @@
         <w:t xml:space="preserve">。金管會的回答從反對變成「可以再評估」。</w:t>
       </w:r>
     </w:p>
-    <w:bookmarkEnd w:id="31"/>
-    <w:bookmarkStart w:id="32" w:name="結果-2"/>
+    <w:bookmarkEnd w:id="32"/>
+    <w:bookmarkStart w:id="33" w:name="結果-2"/>
     <w:p>
       <w:pPr>
         <w:pStyle w:val="Heading4"/>
@@ -6347,8 +6449,8 @@
         <w:t xml:space="preserve">：金管會擁有依其專業判斷給予例外的行政裁量空間。</w:t>
       </w:r>
     </w:p>
-    <w:bookmarkEnd w:id="32"/>
-    <w:bookmarkStart w:id="33" w:name="影響"/>
+    <w:bookmarkEnd w:id="33"/>
+    <w:bookmarkStart w:id="34" w:name="影響"/>
     <w:p>
       <w:pPr>
         <w:pStyle w:val="Heading4"/>
@@ -6465,9 +6567,9 @@
         </w:pict>
       </w:r>
     </w:p>
-    <w:bookmarkEnd w:id="33"/>
     <w:bookmarkEnd w:id="34"/>
-    <w:bookmarkStart w:id="39" w:name="戰役五第-27-條--委外保管的賠償責任"/>
+    <w:bookmarkEnd w:id="35"/>
+    <w:bookmarkStart w:id="40" w:name="戰役五第-27-條--委外保管的賠償責任"/>
     <w:p>
       <w:pPr>
         <w:pStyle w:val="Heading3"/>
@@ -6508,7 +6610,7 @@
         <w:t xml:space="preserve">這條我贏得很乾淨，戰役本身不戲劇化，但意義很深。</w:t>
       </w:r>
     </w:p>
-    <w:bookmarkStart w:id="35" w:name="院版的漏洞"/>
+    <w:bookmarkStart w:id="36" w:name="院版的漏洞"/>
     <w:p>
       <w:pPr>
         <w:pStyle w:val="Heading4"/>
@@ -6623,8 +6725,8 @@
         <w:t xml:space="preserve">從院版條文，看不出答案。客戶可能會被踢皮球：「你跟我簽約的保管商說是子保管商的責任、子保管商說自己已經破產、你去找主保管商、主保管商說已經告知過你了……」</w:t>
       </w:r>
     </w:p>
-    <w:bookmarkEnd w:id="35"/>
-    <w:bookmarkStart w:id="36" w:name="我的提案-1"/>
+    <w:bookmarkEnd w:id="36"/>
+    <w:bookmarkStart w:id="37" w:name="我的提案-1"/>
     <w:p>
       <w:pPr>
         <w:pStyle w:val="Heading4"/>
@@ -6818,8 +6920,8 @@
         <w:t xml:space="preserve">裡，否則第一線消費者根本爭不過業者的法律部門。</w:t>
       </w:r>
     </w:p>
-    <w:bookmarkEnd w:id="36"/>
-    <w:bookmarkStart w:id="37" w:name="結果-3"/>
+    <w:bookmarkEnd w:id="37"/>
+    <w:bookmarkStart w:id="38" w:name="結果-3"/>
     <w:p>
       <w:pPr>
         <w:pStyle w:val="Heading4"/>
@@ -6921,8 +7023,8 @@
         <w:t xml:space="preserve">是寶博版的精神。</w:t>
       </w:r>
     </w:p>
-    <w:bookmarkEnd w:id="37"/>
-    <w:bookmarkStart w:id="38" w:name="影響-1"/>
+    <w:bookmarkEnd w:id="38"/>
+    <w:bookmarkStart w:id="39" w:name="影響-1"/>
     <w:p>
       <w:pPr>
         <w:pStyle w:val="Heading4"/>
@@ -7026,9 +7128,9 @@
         </w:pict>
       </w:r>
     </w:p>
-    <w:bookmarkEnd w:id="38"/>
     <w:bookmarkEnd w:id="39"/>
-    <w:bookmarkStart w:id="44" w:name="戰役六第-43-條--葛版獨家金融科技創新發展基金"/>
+    <w:bookmarkEnd w:id="40"/>
+    <w:bookmarkStart w:id="45" w:name="戰役六第-43-條--葛版獨家金融科技創新發展基金"/>
     <w:p>
       <w:pPr>
         <w:pStyle w:val="Heading3"/>
@@ -7083,7 +7185,7 @@
         <w:t xml:space="preserve">。但精神我守下來了。</w:t>
       </w:r>
     </w:p>
-    <w:bookmarkStart w:id="40" w:name="我為什麼要這條"/>
+    <w:bookmarkStart w:id="41" w:name="我為什麼要這條"/>
     <w:p>
       <w:pPr>
         <w:pStyle w:val="Heading4"/>
@@ -7356,8 +7458,8 @@
         <w:t xml:space="preserve">條教育宣導擴及公眾的精神，如果沒有經費支持，最後會變成空話。</w:t>
       </w:r>
     </w:p>
-    <w:bookmarkEnd w:id="40"/>
-    <w:bookmarkStart w:id="41" w:name="為什麼我退讓了"/>
+    <w:bookmarkEnd w:id="41"/>
+    <w:bookmarkStart w:id="42" w:name="為什麼我退讓了"/>
     <w:p>
       <w:pPr>
         <w:pStyle w:val="Heading4"/>
@@ -7533,8 +7635,8 @@
         <w:t xml:space="preserve">「人才不會憑空出現，產業競爭力也不會憑空長出來。如果我們希望臺灣在下一個世代的金融競爭中佔有一席之地，那相關的人才培育與制度建設，就應該及早開始準備。」</w:t>
       </w:r>
     </w:p>
-    <w:bookmarkEnd w:id="41"/>
-    <w:bookmarkStart w:id="42" w:name="結果-4"/>
+    <w:bookmarkEnd w:id="42"/>
+    <w:bookmarkStart w:id="43" w:name="結果-4"/>
     <w:p>
       <w:pPr>
         <w:pStyle w:val="Heading4"/>
@@ -7583,8 +7685,8 @@
         <w:t xml:space="preserve">「請金融監督管理委員會於『金融科技發展與創新實驗條例』修正時，增訂設立金融科技創新發展基金，其用途為補助金融科技研發、培育金融技術人才及補助相關同業公會辦理教育宣導等，以促進我國金融科技創新並增進數位金融韌性，並強化我國在國際上的競爭力。」</w:t>
       </w:r>
     </w:p>
-    <w:bookmarkEnd w:id="42"/>
-    <w:bookmarkStart w:id="43" w:name="我的反省-1"/>
+    <w:bookmarkEnd w:id="43"/>
+    <w:bookmarkStart w:id="44" w:name="我的反省-1"/>
     <w:p>
       <w:pPr>
         <w:pStyle w:val="Heading4"/>
@@ -7727,10 +7829,10 @@
         </w:pict>
       </w:r>
     </w:p>
-    <w:bookmarkEnd w:id="43"/>
     <w:bookmarkEnd w:id="44"/>
     <w:bookmarkEnd w:id="45"/>
-    <w:bookmarkStart w:id="48" w:name="第三章附帶決議-15-案的意義"/>
+    <w:bookmarkEnd w:id="46"/>
+    <w:bookmarkStart w:id="49" w:name="第三章附帶決議-15-案的意義"/>
     <w:p>
       <w:pPr>
         <w:pStyle w:val="Heading2"/>
@@ -8000,7 +8102,7 @@
         <w:t xml:space="preserve">」留進政治記憶的方式。</w:t>
       </w:r>
     </w:p>
-    <w:bookmarkStart w:id="46" w:name="分類與我的角色"/>
+    <w:bookmarkStart w:id="47" w:name="分類與我的角色"/>
     <w:p>
       <w:pPr>
         <w:pStyle w:val="Heading3"/>
@@ -8915,8 +9017,8 @@
         <w:t xml:space="preserve">項操縱市場除外規定相呼應。把穩定幣的法律性質釐清，避免它在不同金融法規之間流浪。</w:t>
       </w:r>
     </w:p>
-    <w:bookmarkEnd w:id="46"/>
-    <w:bookmarkStart w:id="47" w:name="加總起來"/>
+    <w:bookmarkEnd w:id="47"/>
+    <w:bookmarkStart w:id="48" w:name="加總起來"/>
     <w:p>
       <w:pPr>
         <w:pStyle w:val="Heading3"/>
@@ -9094,9 +9196,9 @@
         </w:pict>
       </w:r>
     </w:p>
-    <w:bookmarkEnd w:id="47"/>
     <w:bookmarkEnd w:id="48"/>
-    <w:bookmarkStart w:id="57" w:name="第四章國際視野中的台灣-vasp-法"/>
+    <w:bookmarkEnd w:id="49"/>
+    <w:bookmarkStart w:id="58" w:name="第四章國際視野中的台灣-vasp-法"/>
     <w:p>
       <w:pPr>
         <w:pStyle w:val="Heading2"/>
@@ -9168,7 +9270,7 @@
         <w:t xml:space="preserve">。</w:t>
       </w:r>
     </w:p>
-    <w:bookmarkStart w:id="49" w:name="與-mica-比"/>
+    <w:bookmarkStart w:id="50" w:name="與-mica-比"/>
     <w:p>
       <w:pPr>
         <w:pStyle w:val="Heading3"/>
@@ -9483,8 +9585,8 @@
         <w:t xml:space="preserve">。</w:t>
       </w:r>
     </w:p>
-    <w:bookmarkEnd w:id="49"/>
-    <w:bookmarkStart w:id="50" w:name="與美國-genius-act-比"/>
+    <w:bookmarkEnd w:id="50"/>
+    <w:bookmarkStart w:id="51" w:name="與美國-genius-act-比"/>
     <w:p>
       <w:pPr>
         <w:pStyle w:val="Heading3"/>
@@ -9730,8 +9832,8 @@
         <w:t xml:space="preserve">。</w:t>
       </w:r>
     </w:p>
-    <w:bookmarkEnd w:id="50"/>
-    <w:bookmarkStart w:id="51" w:name="與日本-psa-比"/>
+    <w:bookmarkEnd w:id="51"/>
+    <w:bookmarkStart w:id="52" w:name="與日本-psa-比"/>
     <w:p>
       <w:pPr>
         <w:pStyle w:val="Heading3"/>
@@ -9968,8 +10070,8 @@
         <w:t xml:space="preserve">。</w:t>
       </w:r>
     </w:p>
-    <w:bookmarkEnd w:id="51"/>
-    <w:bookmarkStart w:id="52" w:name="與韓國-vaupa-比"/>
+    <w:bookmarkEnd w:id="52"/>
+    <w:bookmarkStart w:id="53" w:name="與韓國-vaupa-比"/>
     <w:p>
       <w:pPr>
         <w:pStyle w:val="Heading3"/>
@@ -10065,8 +10167,8 @@
         <w:t xml:space="preserve">沒有處理穩定幣、沒有處理同業公會、沒有處理金融機構兼營；台灣這部法都涵蓋。</w:t>
       </w:r>
     </w:p>
-    <w:bookmarkEnd w:id="52"/>
-    <w:bookmarkStart w:id="53" w:name="與香港-stablecoins-ordinance-比"/>
+    <w:bookmarkEnd w:id="53"/>
+    <w:bookmarkStart w:id="54" w:name="與香港-stablecoins-ordinance-比"/>
     <w:p>
       <w:pPr>
         <w:pStyle w:val="Heading3"/>
@@ -10130,8 +10232,8 @@
         <w:t xml:space="preserve">條允許外國穩定幣經主管機關同意後在台流通。</w:t>
       </w:r>
     </w:p>
-    <w:bookmarkEnd w:id="53"/>
-    <w:bookmarkStart w:id="54" w:name="台灣的優勢"/>
+    <w:bookmarkEnd w:id="54"/>
+    <w:bookmarkStart w:id="55" w:name="台灣的優勢"/>
     <w:p>
       <w:pPr>
         <w:pStyle w:val="Heading3"/>
@@ -10303,8 +10405,8 @@
         <w:t xml:space="preserve">」的雙軌制度，是台灣特有的法制設計能力。</w:t>
       </w:r>
     </w:p>
-    <w:bookmarkEnd w:id="54"/>
-    <w:bookmarkStart w:id="55" w:name="台灣的挑戰"/>
+    <w:bookmarkEnd w:id="55"/>
+    <w:bookmarkStart w:id="56" w:name="台灣的挑戰"/>
     <w:p>
       <w:pPr>
         <w:pStyle w:val="Heading3"/>
@@ -10504,8 +10606,8 @@
         <w:t xml:space="preserve">年內研擬子法草案是底線，但實際落地會更久。</w:t>
       </w:r>
     </w:p>
-    <w:bookmarkEnd w:id="55"/>
-    <w:bookmarkStart w:id="56" w:name="我希望台灣成為什麼樣的虛擬資產治理-leader"/>
+    <w:bookmarkEnd w:id="56"/>
+    <w:bookmarkStart w:id="57" w:name="我希望台灣成為什麼樣的虛擬資產治理-leader"/>
     <w:p>
       <w:pPr>
         <w:pStyle w:val="Heading3"/>
@@ -10634,9 +10736,9 @@
         </w:pict>
       </w:r>
     </w:p>
-    <w:bookmarkEnd w:id="56"/>
     <w:bookmarkEnd w:id="57"/>
-    <w:bookmarkStart w:id="61" w:name="第五章感謝反思未來"/>
+    <w:bookmarkEnd w:id="58"/>
+    <w:bookmarkStart w:id="62" w:name="第五章感謝反思未來"/>
     <w:p>
       <w:pPr>
         <w:pStyle w:val="Heading2"/>
@@ -10648,7 +10750,7 @@
         <w:t xml:space="preserve">第五章：感謝、反思、未來</w:t>
       </w:r>
     </w:p>
-    <w:bookmarkStart w:id="58" w:name="感謝"/>
+    <w:bookmarkStart w:id="59" w:name="感謝"/>
     <w:p>
       <w:pPr>
         <w:pStyle w:val="Heading3"/>
@@ -11217,8 +11319,8 @@
         <w:t xml:space="preserve">段審查發言中信手拈來引用比較法。</w:t>
       </w:r>
     </w:p>
-    <w:bookmarkEnd w:id="58"/>
-    <w:bookmarkStart w:id="59" w:name="反思那些我想做但沒做到的"/>
+    <w:bookmarkEnd w:id="59"/>
+    <w:bookmarkStart w:id="60" w:name="反思那些我想做但沒做到的"/>
     <w:p>
       <w:pPr>
         <w:pStyle w:val="Heading3"/>
@@ -11826,8 +11928,8 @@
         <w:t xml:space="preserve">」的協同治理機制。</w:t>
       </w:r>
     </w:p>
-    <w:bookmarkEnd w:id="59"/>
-    <w:bookmarkStart w:id="60" w:name="未來二讀三讀子法執法"/>
+    <w:bookmarkEnd w:id="60"/>
+    <w:bookmarkStart w:id="61" w:name="未來二讀三讀子法執法"/>
     <w:p>
       <w:pPr>
         <w:pStyle w:val="Heading3"/>
@@ -12289,9 +12391,9 @@
         </w:pict>
       </w:r>
     </w:p>
-    <w:bookmarkEnd w:id="60"/>
     <w:bookmarkEnd w:id="61"/>
-    <w:bookmarkStart w:id="62" w:name="結語寫給-2036-年的台灣"/>
+    <w:bookmarkEnd w:id="62"/>
+    <w:bookmarkStart w:id="63" w:name="結語寫給-2036-年的台灣"/>
     <w:p>
       <w:pPr>
         <w:pStyle w:val="Heading2"/>
@@ -12750,8 +12852,8 @@
         </w:pict>
       </w:r>
     </w:p>
-    <w:bookmarkEnd w:id="62"/>
-    <w:bookmarkStart w:id="63" w:name="附錄-a立法時間軸"/>
+    <w:bookmarkEnd w:id="63"/>
+    <w:bookmarkStart w:id="64" w:name="附錄-a立法時間軸"/>
     <w:p>
       <w:pPr>
         <w:pStyle w:val="Heading2"/>
@@ -13250,8 +13352,8 @@
         <w:t xml:space="preserve">月期程）</w:t>
       </w:r>
     </w:p>
-    <w:bookmarkEnd w:id="63"/>
-    <w:bookmarkStart w:id="64" w:name="附錄-b影響評級簡表"/>
+    <w:bookmarkEnd w:id="64"/>
+    <w:bookmarkStart w:id="65" w:name="附錄-b影響評級簡表"/>
     <w:p>
       <w:pPr>
         <w:pStyle w:val="Heading2"/>
@@ -15150,8 +15252,8 @@
         </w:pict>
       </w:r>
     </w:p>
-    <w:bookmarkEnd w:id="64"/>
-    <w:bookmarkStart w:id="88" w:name="paperclip-相關檔案下載"/>
+    <w:bookmarkEnd w:id="65"/>
+    <w:bookmarkStart w:id="89" w:name="paperclip-相關檔案下載"/>
     <w:p>
       <w:pPr>
         <w:pStyle w:val="Heading2"/>
@@ -15177,7 +15279,7 @@
         <w:t xml:space="preserve">這部法不是我一個人寫的，也不是我一個人讀。下面是所有原始資料、我個人的中英對照版本與本篇手記的公開下載連結，歡迎學者、業界、國際讀者、未來的後人取用：</w:t>
       </w:r>
     </w:p>
-    <w:bookmarkStart w:id="69" w:name="本手記中英雙版本"/>
+    <w:bookmarkStart w:id="70" w:name="本手記中英雙版本"/>
     <w:p>
       <w:pPr>
         <w:pStyle w:val="Heading3"/>
@@ -15203,7 +15305,7 @@
       <w:r>
         <w:t xml:space="preserve"> </w:t>
       </w:r>
-      <w:hyperlink r:id="rId65">
+      <w:hyperlink r:id="rId66">
         <w:r>
           <w:rPr>
             <w:rStyle w:val="Hyperlink"/>
@@ -15240,7 +15342,7 @@
       <w:r>
         <w:t xml:space="preserve"> </w:t>
       </w:r>
-      <w:hyperlink r:id="rId66">
+      <w:hyperlink r:id="rId67">
         <w:r>
           <w:rPr>
             <w:rStyle w:val="Hyperlink"/>
@@ -15277,7 +15379,7 @@
       <w:r>
         <w:t xml:space="preserve"> </w:t>
       </w:r>
-      <w:hyperlink r:id="rId67">
+      <w:hyperlink r:id="rId68">
         <w:r>
           <w:rPr>
             <w:rStyle w:val="Hyperlink"/>
@@ -15300,7 +15402,7 @@
       <w:r>
         <w:t xml:space="preserve"> </w:t>
       </w:r>
-      <w:hyperlink r:id="rId68">
+      <w:hyperlink r:id="rId69">
         <w:r>
           <w:rPr>
             <w:rStyle w:val="Hyperlink"/>
@@ -15309,8 +15411,8 @@
         </w:r>
       </w:hyperlink>
     </w:p>
-    <w:bookmarkEnd w:id="69"/>
-    <w:bookmarkStart w:id="72" w:name="虛擬資產服務法草案中英對照版63-財委會通過審查會版本"/>
+    <w:bookmarkEnd w:id="70"/>
+    <w:bookmarkStart w:id="73" w:name="虛擬資產服務法草案中英對照版63-財委會通過審查會版本"/>
     <w:p>
       <w:pPr>
         <w:pStyle w:val="Heading3"/>
@@ -15345,7 +15447,7 @@
       <w:r>
         <w:t xml:space="preserve"> </w:t>
       </w:r>
-      <w:hyperlink r:id="rId70">
+      <w:hyperlink r:id="rId71">
         <w:r>
           <w:rPr>
             <w:rStyle w:val="Hyperlink"/>
@@ -15395,7 +15497,7 @@
       <w:r>
         <w:t xml:space="preserve"> </w:t>
       </w:r>
-      <w:hyperlink r:id="rId71">
+      <w:hyperlink r:id="rId72">
         <w:r>
           <w:rPr>
             <w:rStyle w:val="Hyperlink"/>
@@ -15418,8 +15520,8 @@
         </w:r>
       </w:hyperlink>
     </w:p>
-    <w:bookmarkEnd w:id="72"/>
-    <w:bookmarkStart w:id="76" w:name="原始立法資料立法院官方"/>
+    <w:bookmarkEnd w:id="73"/>
+    <w:bookmarkStart w:id="77" w:name="原始立法資料立法院官方"/>
     <w:p>
       <w:pPr>
         <w:pStyle w:val="Heading3"/>
@@ -15445,7 +15547,7 @@
       <w:r>
         <w:t xml:space="preserve"> </w:t>
       </w:r>
-      <w:hyperlink r:id="rId73">
+      <w:hyperlink r:id="rId74">
         <w:r>
           <w:rPr>
             <w:rStyle w:val="Hyperlink"/>
@@ -15475,7 +15577,7 @@
       <w:r>
         <w:t xml:space="preserve"> </w:t>
       </w:r>
-      <w:hyperlink r:id="rId74">
+      <w:hyperlink r:id="rId75">
         <w:r>
           <w:rPr>
             <w:rStyle w:val="Hyperlink"/>
@@ -15518,7 +15620,7 @@
       <w:r>
         <w:t xml:space="preserve"> </w:t>
       </w:r>
-      <w:hyperlink r:id="rId75">
+      <w:hyperlink r:id="rId76">
         <w:r>
           <w:rPr>
             <w:rStyle w:val="Hyperlink"/>
@@ -15528,8 +15630,8 @@
         </w:r>
       </w:hyperlink>
     </w:p>
-    <w:bookmarkEnd w:id="76"/>
-    <w:bookmarkStart w:id="84" w:name="國際比較法參考連結"/>
+    <w:bookmarkEnd w:id="77"/>
+    <w:bookmarkStart w:id="85" w:name="國際比較法參考連結"/>
     <w:p>
       <w:pPr>
         <w:pStyle w:val="Heading3"/>
@@ -15549,7 +15651,7 @@
           <w:numId w:val="1027"/>
         </w:numPr>
       </w:pPr>
-      <w:hyperlink r:id="rId77">
+      <w:hyperlink r:id="rId78">
         <w:r>
           <w:rPr>
             <w:rStyle w:val="Hyperlink"/>
@@ -15580,7 +15682,7 @@
           <w:numId w:val="1027"/>
         </w:numPr>
       </w:pPr>
-      <w:hyperlink r:id="rId78">
+      <w:hyperlink r:id="rId79">
         <w:r>
           <w:rPr>
             <w:rStyle w:val="Hyperlink"/>
@@ -15604,7 +15706,7 @@
           <w:numId w:val="1027"/>
         </w:numPr>
       </w:pPr>
-      <w:hyperlink r:id="rId79">
+      <w:hyperlink r:id="rId80">
         <w:r>
           <w:rPr>
             <w:rStyle w:val="Hyperlink"/>
@@ -15621,7 +15723,7 @@
           <w:numId w:val="1027"/>
         </w:numPr>
       </w:pPr>
-      <w:hyperlink r:id="rId80">
+      <w:hyperlink r:id="rId81">
         <w:r>
           <w:rPr>
             <w:rStyle w:val="Hyperlink"/>
@@ -15638,7 +15740,7 @@
           <w:numId w:val="1027"/>
         </w:numPr>
       </w:pPr>
-      <w:hyperlink r:id="rId81">
+      <w:hyperlink r:id="rId82">
         <w:r>
           <w:rPr>
             <w:rStyle w:val="Hyperlink"/>
@@ -15669,7 +15771,7 @@
           <w:numId w:val="1027"/>
         </w:numPr>
       </w:pPr>
-      <w:hyperlink r:id="rId82">
+      <w:hyperlink r:id="rId83">
         <w:r>
           <w:rPr>
             <w:rStyle w:val="Hyperlink"/>
@@ -15693,7 +15795,7 @@
           <w:numId w:val="1027"/>
         </w:numPr>
       </w:pPr>
-      <w:hyperlink r:id="rId83">
+      <w:hyperlink r:id="rId84">
         <w:r>
           <w:rPr>
             <w:rStyle w:val="Hyperlink"/>
@@ -15703,8 +15805,8 @@
         </w:r>
       </w:hyperlink>
     </w:p>
-    <w:bookmarkEnd w:id="84"/>
-    <w:bookmarkStart w:id="87" w:name="未來更新"/>
+    <w:bookmarkEnd w:id="85"/>
+    <w:bookmarkStart w:id="88" w:name="未來更新"/>
     <w:p>
       <w:pPr>
         <w:pStyle w:val="Heading3"/>
@@ -15767,7 +15869,7 @@
       <w:r>
         <w:t xml:space="preserve"> </w:t>
       </w:r>
-      <w:hyperlink r:id="rId85">
+      <w:hyperlink r:id="rId86">
         <w:r>
           <w:rPr>
             <w:rStyle w:val="Hyperlink"/>
@@ -15787,7 +15889,7 @@
       <w:r>
         <w:t xml:space="preserve"> </w:t>
       </w:r>
-      <w:hyperlink r:id="rId86">
+      <w:hyperlink r:id="rId87">
         <w:r>
           <w:rPr>
             <w:rStyle w:val="Hyperlink"/>
@@ -15805,9 +15907,9 @@
         <w:t xml:space="preserve">取得最新消息。</w:t>
       </w:r>
     </w:p>
-    <w:bookmarkEnd w:id="87"/>
     <w:bookmarkEnd w:id="88"/>
     <w:bookmarkEnd w:id="89"/>
+    <w:bookmarkEnd w:id="90"/>
     <w:sectPr>
       <w:footnotePr>
         <w:numRestart w:val="eachSect"/>
